--- a/Звіт з лабораторної роботи №2.docx
+++ b/Звіт з лабораторної роботи №2.docx
@@ -488,7 +488,55 @@
                 <w:b/>
                 <w:bCs/>
               </w:rPr>
-              <w:t>Налагоджування та робота у Python+PyCharm+Git-GitHub середовищі</w:t>
+              <w:t xml:space="preserve">Налаштування </w:t>
+            </w:r>
+            <w:proofErr w:type="spellStart"/>
+            <w:r>
+              <w:rPr>
+                <w:b/>
+                <w:bCs/>
+              </w:rPr>
+              <w:t>Python</w:t>
+            </w:r>
+            <w:proofErr w:type="spellEnd"/>
+            <w:r>
+              <w:rPr>
+                <w:b/>
+                <w:bCs/>
+              </w:rPr>
+              <w:t>/DS середовищ (</w:t>
+            </w:r>
+            <w:proofErr w:type="spellStart"/>
+            <w:r>
+              <w:rPr>
+                <w:b/>
+                <w:bCs/>
+              </w:rPr>
+              <w:t>Miniconda</w:t>
+            </w:r>
+            <w:proofErr w:type="spellEnd"/>
+            <w:r>
+              <w:rPr>
+                <w:b/>
+                <w:bCs/>
+              </w:rPr>
+              <w:t xml:space="preserve"> + </w:t>
+            </w:r>
+            <w:proofErr w:type="spellStart"/>
+            <w:r>
+              <w:rPr>
+                <w:b/>
+                <w:bCs/>
+              </w:rPr>
+              <w:t>Positron</w:t>
+            </w:r>
+            <w:proofErr w:type="spellEnd"/>
+            <w:r>
+              <w:rPr>
+                <w:b/>
+                <w:bCs/>
+              </w:rPr>
+              <w:t>)</w:t>
             </w:r>
           </w:p>
         </w:tc>
@@ -540,7 +588,58 @@
           </w:tcPr>
           <w:p>
             <w:r>
-              <w:t>швидкий старт для роботи із системою контролю версій (СКВ) Git, віддаленим репозиторієм GitHub та для роботи з інтерпретатором Python у середовищі IDE PyCharm під контролем Git.</w:t>
+              <w:t>с</w:t>
+            </w:r>
+            <w:r>
+              <w:t xml:space="preserve">формувати правильну ментальну модель роботи з </w:t>
+            </w:r>
+            <w:proofErr w:type="spellStart"/>
+            <w:r>
+              <w:t>Python</w:t>
+            </w:r>
+            <w:proofErr w:type="spellEnd"/>
+            <w:r>
+              <w:t xml:space="preserve">-середовищами та навчитися будувати відтворюване, кероване і масштабоване середовище для загальних </w:t>
+            </w:r>
+            <w:proofErr w:type="spellStart"/>
+            <w:r>
+              <w:t>python-проєктів</w:t>
+            </w:r>
+            <w:proofErr w:type="spellEnd"/>
+            <w:r>
+              <w:t xml:space="preserve"> та </w:t>
+            </w:r>
+            <w:proofErr w:type="spellStart"/>
+            <w:r>
+              <w:t>Data</w:t>
+            </w:r>
+            <w:proofErr w:type="spellEnd"/>
+            <w:r>
+              <w:t xml:space="preserve"> </w:t>
+            </w:r>
+            <w:proofErr w:type="spellStart"/>
+            <w:r>
+              <w:t>Science</w:t>
+            </w:r>
+            <w:proofErr w:type="spellEnd"/>
+            <w:r>
+              <w:t xml:space="preserve"> і </w:t>
+            </w:r>
+            <w:proofErr w:type="spellStart"/>
+            <w:r>
+              <w:t>Machine</w:t>
+            </w:r>
+            <w:proofErr w:type="spellEnd"/>
+            <w:r>
+              <w:t xml:space="preserve"> </w:t>
+            </w:r>
+            <w:proofErr w:type="spellStart"/>
+            <w:r>
+              <w:t>Learning</w:t>
+            </w:r>
+            <w:proofErr w:type="spellEnd"/>
+            <w:r>
+              <w:t>.</w:t>
             </w:r>
           </w:p>
         </w:tc>
@@ -579,12 +678,14 @@
       <w:r>
         <w:t xml:space="preserve"> (</w:t>
       </w:r>
+      <w:proofErr w:type="spellStart"/>
       <w:r>
         <w:rPr>
           <w:lang w:val="en-US"/>
         </w:rPr>
         <w:t>WindowsApps</w:t>
       </w:r>
+      <w:proofErr w:type="spellEnd"/>
       <w:r>
         <w:t xml:space="preserve"> </w:t>
       </w:r>
@@ -611,19 +712,49 @@
         <w:rPr>
           <w:lang w:val="ru-RU"/>
         </w:rPr>
-        <w:t xml:space="preserve">  Встановлено </w:t>
-      </w:r>
+        <w:t xml:space="preserve">  </w:t>
+      </w:r>
+      <w:proofErr w:type="spellStart"/>
+      <w:r>
+        <w:rPr>
+          <w:lang w:val="ru-RU"/>
+        </w:rPr>
+        <w:t>Встановлено</w:t>
+      </w:r>
+      <w:proofErr w:type="spellEnd"/>
+      <w:r>
+        <w:rPr>
+          <w:lang w:val="ru-RU"/>
+        </w:rPr>
+        <w:t xml:space="preserve"> </w:t>
+      </w:r>
+      <w:proofErr w:type="spellStart"/>
       <w:r>
         <w:rPr>
           <w:lang w:val="en-US"/>
         </w:rPr>
         <w:t>Miniconda</w:t>
       </w:r>
+      <w:proofErr w:type="spellEnd"/>
       <w:r>
         <w:rPr>
           <w:lang w:val="ru-RU"/>
         </w:rPr>
-        <w:t xml:space="preserve"> без додавання до </w:t>
+        <w:t xml:space="preserve"> без </w:t>
+      </w:r>
+      <w:proofErr w:type="spellStart"/>
+      <w:r>
+        <w:rPr>
+          <w:lang w:val="ru-RU"/>
+        </w:rPr>
+        <w:t>додавання</w:t>
+      </w:r>
+      <w:proofErr w:type="spellEnd"/>
+      <w:r>
+        <w:rPr>
+          <w:lang w:val="ru-RU"/>
+        </w:rPr>
+        <w:t xml:space="preserve"> до </w:t>
       </w:r>
       <w:r>
         <w:rPr>
@@ -651,7 +782,35 @@
         <w:rPr>
           <w:lang w:val="en-US"/>
         </w:rPr>
-        <w:t xml:space="preserve">  Налаштовано канали: </w:t>
+        <w:t xml:space="preserve">  </w:t>
+      </w:r>
+      <w:proofErr w:type="spellStart"/>
+      <w:r>
+        <w:rPr>
+          <w:lang w:val="en-US"/>
+        </w:rPr>
+        <w:t>Налаштовано</w:t>
+      </w:r>
+      <w:proofErr w:type="spellEnd"/>
+      <w:r>
+        <w:rPr>
+          <w:lang w:val="en-US"/>
+        </w:rPr>
+        <w:t xml:space="preserve"> </w:t>
+      </w:r>
+      <w:proofErr w:type="spellStart"/>
+      <w:r>
+        <w:rPr>
+          <w:lang w:val="en-US"/>
+        </w:rPr>
+        <w:t>канали</w:t>
+      </w:r>
+      <w:proofErr w:type="spellEnd"/>
+      <w:r>
+        <w:rPr>
+          <w:lang w:val="en-US"/>
+        </w:rPr>
+        <w:t xml:space="preserve">: </w:t>
       </w:r>
     </w:p>
     <w:p>
@@ -664,11 +823,33 @@
           <w:lang w:val="en-US"/>
         </w:rPr>
       </w:pPr>
-      <w:r>
-        <w:rPr>
-          <w:lang w:val="en-US"/>
-        </w:rPr>
-        <w:t xml:space="preserve">додано conda-forge </w:t>
+      <w:proofErr w:type="spellStart"/>
+      <w:r>
+        <w:rPr>
+          <w:lang w:val="en-US"/>
+        </w:rPr>
+        <w:t>додано</w:t>
+      </w:r>
+      <w:proofErr w:type="spellEnd"/>
+      <w:r>
+        <w:rPr>
+          <w:lang w:val="en-US"/>
+        </w:rPr>
+        <w:t xml:space="preserve"> </w:t>
+      </w:r>
+      <w:proofErr w:type="spellStart"/>
+      <w:r>
+        <w:rPr>
+          <w:lang w:val="en-US"/>
+        </w:rPr>
+        <w:t>conda</w:t>
+      </w:r>
+      <w:proofErr w:type="spellEnd"/>
+      <w:r>
+        <w:rPr>
+          <w:lang w:val="en-US"/>
+        </w:rPr>
+        <w:t xml:space="preserve">-forge </w:t>
       </w:r>
     </w:p>
     <w:p>
@@ -681,11 +862,19 @@
           <w:lang w:val="en-US"/>
         </w:rPr>
       </w:pPr>
-      <w:r>
-        <w:rPr>
-          <w:lang w:val="en-US"/>
-        </w:rPr>
-        <w:t xml:space="preserve">увімкнено strict channel priority </w:t>
+      <w:proofErr w:type="spellStart"/>
+      <w:r>
+        <w:rPr>
+          <w:lang w:val="en-US"/>
+        </w:rPr>
+        <w:t>увімкнено</w:t>
+      </w:r>
+      <w:proofErr w:type="spellEnd"/>
+      <w:r>
+        <w:rPr>
+          <w:lang w:val="en-US"/>
+        </w:rPr>
+        <w:t xml:space="preserve"> strict channel priority </w:t>
       </w:r>
     </w:p>
     <w:p>
@@ -701,7 +890,49 @@
         <w:rPr>
           <w:lang w:val="en-US"/>
         </w:rPr>
-        <w:t xml:space="preserve">  Створено базові середовища: </w:t>
+        <w:t xml:space="preserve">  </w:t>
+      </w:r>
+      <w:proofErr w:type="spellStart"/>
+      <w:r>
+        <w:rPr>
+          <w:lang w:val="en-US"/>
+        </w:rPr>
+        <w:t>Створено</w:t>
+      </w:r>
+      <w:proofErr w:type="spellEnd"/>
+      <w:r>
+        <w:rPr>
+          <w:lang w:val="en-US"/>
+        </w:rPr>
+        <w:t xml:space="preserve"> </w:t>
+      </w:r>
+      <w:proofErr w:type="spellStart"/>
+      <w:r>
+        <w:rPr>
+          <w:lang w:val="en-US"/>
+        </w:rPr>
+        <w:t>базові</w:t>
+      </w:r>
+      <w:proofErr w:type="spellEnd"/>
+      <w:r>
+        <w:rPr>
+          <w:lang w:val="en-US"/>
+        </w:rPr>
+        <w:t xml:space="preserve"> </w:t>
+      </w:r>
+      <w:proofErr w:type="spellStart"/>
+      <w:r>
+        <w:rPr>
+          <w:lang w:val="en-US"/>
+        </w:rPr>
+        <w:t>середовища</w:t>
+      </w:r>
+      <w:proofErr w:type="spellEnd"/>
+      <w:r>
+        <w:rPr>
+          <w:lang w:val="en-US"/>
+        </w:rPr>
+        <w:t xml:space="preserve">: </w:t>
       </w:r>
     </w:p>
     <w:p>
@@ -751,7 +982,63 @@
         <w:rPr>
           <w:lang w:val="en-US"/>
         </w:rPr>
-        <w:t xml:space="preserve">  Створено базові шаблонні середовища: </w:t>
+        <w:t xml:space="preserve">  </w:t>
+      </w:r>
+      <w:proofErr w:type="spellStart"/>
+      <w:r>
+        <w:rPr>
+          <w:lang w:val="en-US"/>
+        </w:rPr>
+        <w:t>Створено</w:t>
+      </w:r>
+      <w:proofErr w:type="spellEnd"/>
+      <w:r>
+        <w:rPr>
+          <w:lang w:val="en-US"/>
+        </w:rPr>
+        <w:t xml:space="preserve"> </w:t>
+      </w:r>
+      <w:proofErr w:type="spellStart"/>
+      <w:r>
+        <w:rPr>
+          <w:lang w:val="en-US"/>
+        </w:rPr>
+        <w:t>базові</w:t>
+      </w:r>
+      <w:proofErr w:type="spellEnd"/>
+      <w:r>
+        <w:rPr>
+          <w:lang w:val="en-US"/>
+        </w:rPr>
+        <w:t xml:space="preserve"> </w:t>
+      </w:r>
+      <w:proofErr w:type="spellStart"/>
+      <w:r>
+        <w:rPr>
+          <w:lang w:val="en-US"/>
+        </w:rPr>
+        <w:t>шаблонні</w:t>
+      </w:r>
+      <w:proofErr w:type="spellEnd"/>
+      <w:r>
+        <w:rPr>
+          <w:lang w:val="en-US"/>
+        </w:rPr>
+        <w:t xml:space="preserve"> </w:t>
+      </w:r>
+      <w:proofErr w:type="spellStart"/>
+      <w:r>
+        <w:rPr>
+          <w:lang w:val="en-US"/>
+        </w:rPr>
+        <w:t>середовища</w:t>
+      </w:r>
+      <w:proofErr w:type="spellEnd"/>
+      <w:r>
+        <w:rPr>
+          <w:lang w:val="en-US"/>
+        </w:rPr>
+        <w:t xml:space="preserve">: </w:t>
       </w:r>
     </w:p>
     <w:p>
@@ -768,7 +1055,21 @@
         <w:rPr>
           <w:lang w:val="en-US"/>
         </w:rPr>
-        <w:t xml:space="preserve">ds-base-2026.1 (для Data Science) </w:t>
+        <w:t>ds-base-2026.1 (</w:t>
+      </w:r>
+      <w:proofErr w:type="spellStart"/>
+      <w:r>
+        <w:rPr>
+          <w:lang w:val="en-US"/>
+        </w:rPr>
+        <w:t>для</w:t>
+      </w:r>
+      <w:proofErr w:type="spellEnd"/>
+      <w:r>
+        <w:rPr>
+          <w:lang w:val="en-US"/>
+        </w:rPr>
+        <w:t xml:space="preserve"> Data Science) </w:t>
       </w:r>
     </w:p>
     <w:p>
@@ -781,12 +1082,14 @@
           <w:lang w:val="ru-RU"/>
         </w:rPr>
       </w:pPr>
+      <w:proofErr w:type="spellStart"/>
       <w:r>
         <w:rPr>
           <w:lang w:val="en-US"/>
         </w:rPr>
         <w:t>py</w:t>
       </w:r>
+      <w:proofErr w:type="spellEnd"/>
       <w:r>
         <w:rPr>
           <w:lang w:val="ru-RU"/>
@@ -815,7 +1118,21 @@
         <w:rPr>
           <w:lang w:val="ru-RU"/>
         </w:rPr>
-        <w:t xml:space="preserve"> (для розробки) </w:t>
+        <w:t xml:space="preserve"> (для </w:t>
+      </w:r>
+      <w:proofErr w:type="spellStart"/>
+      <w:r>
+        <w:rPr>
+          <w:lang w:val="ru-RU"/>
+        </w:rPr>
+        <w:t>розробки</w:t>
+      </w:r>
+      <w:proofErr w:type="spellEnd"/>
+      <w:r>
+        <w:rPr>
+          <w:lang w:val="ru-RU"/>
+        </w:rPr>
+        <w:t xml:space="preserve">) </w:t>
       </w:r>
     </w:p>
     <w:p>
@@ -831,7 +1148,49 @@
         <w:rPr>
           <w:lang w:val="en-US"/>
         </w:rPr>
-        <w:t xml:space="preserve">  Створено проєктне середовище: </w:t>
+        <w:t xml:space="preserve">  </w:t>
+      </w:r>
+      <w:proofErr w:type="spellStart"/>
+      <w:r>
+        <w:rPr>
+          <w:lang w:val="en-US"/>
+        </w:rPr>
+        <w:t>Створено</w:t>
+      </w:r>
+      <w:proofErr w:type="spellEnd"/>
+      <w:r>
+        <w:rPr>
+          <w:lang w:val="en-US"/>
+        </w:rPr>
+        <w:t xml:space="preserve"> </w:t>
+      </w:r>
+      <w:proofErr w:type="spellStart"/>
+      <w:r>
+        <w:rPr>
+          <w:lang w:val="en-US"/>
+        </w:rPr>
+        <w:t>проєктне</w:t>
+      </w:r>
+      <w:proofErr w:type="spellEnd"/>
+      <w:r>
+        <w:rPr>
+          <w:lang w:val="en-US"/>
+        </w:rPr>
+        <w:t xml:space="preserve"> </w:t>
+      </w:r>
+      <w:proofErr w:type="spellStart"/>
+      <w:r>
+        <w:rPr>
+          <w:lang w:val="en-US"/>
+        </w:rPr>
+        <w:t>середовище</w:t>
+      </w:r>
+      <w:proofErr w:type="spellEnd"/>
+      <w:r>
+        <w:rPr>
+          <w:lang w:val="en-US"/>
+        </w:rPr>
+        <w:t xml:space="preserve">: </w:t>
       </w:r>
     </w:p>
     <w:p>
@@ -844,11 +1203,47 @@
           <w:lang w:val="en-US"/>
         </w:rPr>
       </w:pPr>
-      <w:r>
-        <w:rPr>
-          <w:lang w:val="en-US"/>
-        </w:rPr>
-        <w:t xml:space="preserve">asd (клон від ds-base-2026.1) </w:t>
+      <w:proofErr w:type="spellStart"/>
+      <w:r>
+        <w:rPr>
+          <w:lang w:val="en-US"/>
+        </w:rPr>
+        <w:t>asd</w:t>
+      </w:r>
+      <w:proofErr w:type="spellEnd"/>
+      <w:r>
+        <w:rPr>
+          <w:lang w:val="en-US"/>
+        </w:rPr>
+        <w:t xml:space="preserve"> (</w:t>
+      </w:r>
+      <w:proofErr w:type="spellStart"/>
+      <w:r>
+        <w:rPr>
+          <w:lang w:val="en-US"/>
+        </w:rPr>
+        <w:t>клон</w:t>
+      </w:r>
+      <w:proofErr w:type="spellEnd"/>
+      <w:r>
+        <w:rPr>
+          <w:lang w:val="en-US"/>
+        </w:rPr>
+        <w:t xml:space="preserve"> </w:t>
+      </w:r>
+      <w:proofErr w:type="spellStart"/>
+      <w:r>
+        <w:rPr>
+          <w:lang w:val="en-US"/>
+        </w:rPr>
+        <w:t>від</w:t>
+      </w:r>
+      <w:proofErr w:type="spellEnd"/>
+      <w:r>
+        <w:rPr>
+          <w:lang w:val="en-US"/>
+        </w:rPr>
+        <w:t xml:space="preserve"> ds-base-2026.1) </w:t>
       </w:r>
     </w:p>
     <w:p>
@@ -864,7 +1259,49 @@
         <w:rPr>
           <w:lang w:val="en-US"/>
         </w:rPr>
-        <w:t xml:space="preserve">  Зареєстровано kernel через ipykernel. </w:t>
+        <w:t xml:space="preserve">  </w:t>
+      </w:r>
+      <w:proofErr w:type="spellStart"/>
+      <w:r>
+        <w:rPr>
+          <w:lang w:val="en-US"/>
+        </w:rPr>
+        <w:t>Зареєстровано</w:t>
+      </w:r>
+      <w:proofErr w:type="spellEnd"/>
+      <w:r>
+        <w:rPr>
+          <w:lang w:val="en-US"/>
+        </w:rPr>
+        <w:t xml:space="preserve"> kernel </w:t>
+      </w:r>
+      <w:proofErr w:type="spellStart"/>
+      <w:r>
+        <w:rPr>
+          <w:lang w:val="en-US"/>
+        </w:rPr>
+        <w:t>через</w:t>
+      </w:r>
+      <w:proofErr w:type="spellEnd"/>
+      <w:r>
+        <w:rPr>
+          <w:lang w:val="en-US"/>
+        </w:rPr>
+        <w:t xml:space="preserve"> </w:t>
+      </w:r>
+      <w:proofErr w:type="spellStart"/>
+      <w:r>
+        <w:rPr>
+          <w:lang w:val="en-US"/>
+        </w:rPr>
+        <w:t>ipykernel</w:t>
+      </w:r>
+      <w:proofErr w:type="spellEnd"/>
+      <w:r>
+        <w:rPr>
+          <w:lang w:val="en-US"/>
+        </w:rPr>
+        <w:t xml:space="preserve">. </w:t>
       </w:r>
     </w:p>
     <w:p>
@@ -880,7 +1317,93 @@
         <w:rPr>
           <w:lang w:val="en-US"/>
         </w:rPr>
-        <w:t xml:space="preserve">  Підключено середовище в Positron та перевірено через sys.executable. </w:t>
+        <w:t xml:space="preserve">  </w:t>
+      </w:r>
+      <w:proofErr w:type="spellStart"/>
+      <w:r>
+        <w:rPr>
+          <w:lang w:val="en-US"/>
+        </w:rPr>
+        <w:t>Підключено</w:t>
+      </w:r>
+      <w:proofErr w:type="spellEnd"/>
+      <w:r>
+        <w:rPr>
+          <w:lang w:val="en-US"/>
+        </w:rPr>
+        <w:t xml:space="preserve"> </w:t>
+      </w:r>
+      <w:proofErr w:type="spellStart"/>
+      <w:r>
+        <w:rPr>
+          <w:lang w:val="en-US"/>
+        </w:rPr>
+        <w:t>середовище</w:t>
+      </w:r>
+      <w:proofErr w:type="spellEnd"/>
+      <w:r>
+        <w:rPr>
+          <w:lang w:val="en-US"/>
+        </w:rPr>
+        <w:t xml:space="preserve"> в Positron </w:t>
+      </w:r>
+      <w:proofErr w:type="spellStart"/>
+      <w:r>
+        <w:rPr>
+          <w:lang w:val="en-US"/>
+        </w:rPr>
+        <w:t>та</w:t>
+      </w:r>
+      <w:proofErr w:type="spellEnd"/>
+      <w:r>
+        <w:rPr>
+          <w:lang w:val="en-US"/>
+        </w:rPr>
+        <w:t xml:space="preserve"> </w:t>
+      </w:r>
+      <w:proofErr w:type="spellStart"/>
+      <w:r>
+        <w:rPr>
+          <w:lang w:val="en-US"/>
+        </w:rPr>
+        <w:t>перевірено</w:t>
+      </w:r>
+      <w:proofErr w:type="spellEnd"/>
+      <w:r>
+        <w:rPr>
+          <w:lang w:val="en-US"/>
+        </w:rPr>
+        <w:t xml:space="preserve"> </w:t>
+      </w:r>
+      <w:proofErr w:type="spellStart"/>
+      <w:r>
+        <w:rPr>
+          <w:lang w:val="en-US"/>
+        </w:rPr>
+        <w:t>через</w:t>
+      </w:r>
+      <w:proofErr w:type="spellEnd"/>
+      <w:r>
+        <w:rPr>
+          <w:lang w:val="en-US"/>
+        </w:rPr>
+        <w:t xml:space="preserve"> </w:t>
+      </w:r>
+      <w:proofErr w:type="spellStart"/>
+      <w:proofErr w:type="gramStart"/>
+      <w:r>
+        <w:rPr>
+          <w:lang w:val="en-US"/>
+        </w:rPr>
+        <w:t>sys.executable</w:t>
+      </w:r>
+      <w:proofErr w:type="spellEnd"/>
+      <w:proofErr w:type="gramEnd"/>
+      <w:r>
+        <w:rPr>
+          <w:lang w:val="en-US"/>
+        </w:rPr>
+        <w:t xml:space="preserve">. </w:t>
       </w:r>
     </w:p>
     <w:p>
@@ -896,7 +1419,35 @@
         <w:rPr>
           <w:lang w:val="ru-RU"/>
         </w:rPr>
-        <w:t xml:space="preserve">  Збережено середовище у файл </w:t>
+        <w:t xml:space="preserve">  </w:t>
+      </w:r>
+      <w:proofErr w:type="spellStart"/>
+      <w:r>
+        <w:rPr>
+          <w:lang w:val="ru-RU"/>
+        </w:rPr>
+        <w:t>Збережено</w:t>
+      </w:r>
+      <w:proofErr w:type="spellEnd"/>
+      <w:r>
+        <w:rPr>
+          <w:lang w:val="ru-RU"/>
+        </w:rPr>
+        <w:t xml:space="preserve"> </w:t>
+      </w:r>
+      <w:proofErr w:type="spellStart"/>
+      <w:r>
+        <w:rPr>
+          <w:lang w:val="ru-RU"/>
+        </w:rPr>
+        <w:t>середовище</w:t>
+      </w:r>
+      <w:proofErr w:type="spellEnd"/>
+      <w:r>
+        <w:rPr>
+          <w:lang w:val="ru-RU"/>
+        </w:rPr>
+        <w:t xml:space="preserve"> у файл </w:t>
       </w:r>
       <w:r>
         <w:rPr>
@@ -910,12 +1461,14 @@
         </w:rPr>
         <w:t>.</w:t>
       </w:r>
+      <w:proofErr w:type="spellStart"/>
       <w:r>
         <w:rPr>
           <w:lang w:val="en-US"/>
         </w:rPr>
         <w:t>yml</w:t>
       </w:r>
+      <w:proofErr w:type="spellEnd"/>
       <w:r>
         <w:rPr>
           <w:lang w:val="ru-RU"/>
@@ -993,30 +1546,28 @@
       <w:r>
         <w:t xml:space="preserve">Рисунок </w:t>
       </w:r>
-      <w:r>
-        <w:fldChar w:fldCharType="begin"/>
-      </w:r>
-      <w:r>
-        <w:instrText xml:space="preserve"> SEQ Рисунок \* ARABIC </w:instrText>
-      </w:r>
-      <w:r>
-        <w:fldChar w:fldCharType="separate"/>
-      </w:r>
-      <w:r>
-        <w:rPr>
-          <w:noProof/>
-        </w:rPr>
-        <w:t>1</w:t>
-      </w:r>
-      <w:r>
-        <w:fldChar w:fldCharType="end"/>
-      </w:r>
+      <w:fldSimple w:instr=" SEQ Рисунок \* ARABIC ">
+        <w:r>
+          <w:rPr>
+            <w:noProof/>
+          </w:rPr>
+          <w:t>1</w:t>
+        </w:r>
+      </w:fldSimple>
       <w:r>
         <w:t xml:space="preserve"> </w:t>
       </w:r>
       <w:r>
         <w:softHyphen/>
-        <w:t xml:space="preserve">– Скрін з перевірками </w:t>
+        <w:t xml:space="preserve">– </w:t>
+      </w:r>
+      <w:proofErr w:type="spellStart"/>
+      <w:r>
+        <w:t>Скрін</w:t>
+      </w:r>
+      <w:proofErr w:type="spellEnd"/>
+      <w:r>
+        <w:t xml:space="preserve"> з перевірками </w:t>
       </w:r>
     </w:p>
     <w:p>
@@ -1059,10 +1610,39 @@
         <w:t xml:space="preserve"> </w:t>
       </w:r>
       <w:r>
-        <w:t>у</w:t>
-      </w:r>
-      <w:r>
-        <w:t xml:space="preserve"> результаті роботи було створено контрольовану структуру Python-середовищ, яка дозволяє уникати конфліктів бібліотек, забезпечує відтворюваність проєктів і спрощує роботу з Data Science та розробкою.</w:t>
+        <w:t xml:space="preserve">у результаті роботи було створено контрольовану структуру </w:t>
+      </w:r>
+      <w:proofErr w:type="spellStart"/>
+      <w:r>
+        <w:t>Python</w:t>
+      </w:r>
+      <w:proofErr w:type="spellEnd"/>
+      <w:r>
+        <w:t xml:space="preserve">-середовищ, яка дозволяє уникати конфліктів бібліотек, забезпечує відтворюваність </w:t>
+      </w:r>
+      <w:proofErr w:type="spellStart"/>
+      <w:r>
+        <w:t>проєктів</w:t>
+      </w:r>
+      <w:proofErr w:type="spellEnd"/>
+      <w:r>
+        <w:t xml:space="preserve"> і спрощує роботу з </w:t>
+      </w:r>
+      <w:proofErr w:type="spellStart"/>
+      <w:r>
+        <w:t>Data</w:t>
+      </w:r>
+      <w:proofErr w:type="spellEnd"/>
+      <w:r>
+        <w:t xml:space="preserve"> </w:t>
+      </w:r>
+      <w:proofErr w:type="spellStart"/>
+      <w:r>
+        <w:t>Science</w:t>
+      </w:r>
+      <w:proofErr w:type="spellEnd"/>
+      <w:r>
+        <w:t xml:space="preserve"> та розробкою.</w:t>
       </w:r>
     </w:p>
     <w:p>
@@ -2638,6 +3218,7 @@
   <w:style w:type="character" w:default="1" w:styleId="a0">
     <w:name w:val="Default Paragraph Font"/>
     <w:uiPriority w:val="1"/>
+    <w:semiHidden/>
     <w:unhideWhenUsed/>
   </w:style>
   <w:style w:type="table" w:default="1" w:styleId="a1">
